--- a/templates/sanitized/archive-drawings-explanation.docx
+++ b/templates/sanitized/archive-drawings-explanation.docx
@@ -1039,6 +1039,17 @@
           <w:lang w:bidi="ar-AE"/>
         </w:rPr>
         <w:t>الاستشاري</w:t>
+      </w:r>
+      <w:r>
+        <w:rPr>
+          <w:rFonts w:cs="Times New Roman" w:ascii="Times New Roman" w:hAnsi="Times New Roman" w:eastAsia="Times New Roman"/>
+          <w:szCs w:val="24"/>
+          <w:rtl/>
+          <w:lang w:bidi="ar-AE"/>
+          <w:sz w:val="24"/>
+          <w:color w:val="FFFFFF"/>
+        </w:rPr>
+        <w:t xml:space="preserve"> </w:t>
       </w:r>
     </w:p>
     <w:p>

--- a/templates/sanitized/archive-drawings-explanation.docx
+++ b/templates/sanitized/archive-drawings-explanation.docx
@@ -1123,22 +1123,16 @@
   <w:p>
     <w:pPr>
       <w:pStyle w:val="Footer"/>
-      <w:tabs>
-        <w:tab w:val="clear" w:pos="4320"/>
-        <w:tab w:val="clear" w:pos="8640"/>
-        <w:tab w:val="left" w:pos="6090"/>
-      </w:tabs>
+      <w:jc w:val="right"/>
     </w:pPr>
     <w:r>
       <w:t>AACM-CP-CF-83</w:t>
-    </w:r>
-    <w:r>
-      <w:tab/>
     </w:r>
   </w:p>
   <w:p>
     <w:pPr>
       <w:pStyle w:val="Footer"/>
+      <w:jc w:val="right"/>
     </w:pPr>
     <w:r>
       <w:t>V2.0 07 Oct 2022</w:t>

--- a/templates/sanitized/archive-drawings-explanation.docx
+++ b/templates/sanitized/archive-drawings-explanation.docx
@@ -933,7 +933,39 @@
           <w:rtl/>
           <w:lang w:bidi="ar-AE"/>
         </w:rPr>
-        <w:t xml:space="preserve">, أيضا تم إضافة  ملف يحتوي على رخصة البناء </w:t>
+        <w:t xml:space="preserve">‏</w:t>
+      </w:r>
+      <w:r>
+        <w:rPr>
+          <w:rFonts w:cstheme="minorHAnsi" w:cs="Arial" w:ascii="Arial" w:hAnsi="Arial" w:eastAsia="Arial"/>
+          <w:rtl/>
+          <w:lang w:bidi="ar-AE"/>
+          <w:color w:val="FFFFFF"/>
+          <w:spacing w:val="-20"/>
+          <w:sz w:val="2"/>
+          <w:szCs w:val="2"/>
+        </w:rPr>
+        <w:t xml:space="preserve">      </w:t>
+      </w:r>
+      <w:r>
+        <w:rPr>
+          <w:rFonts w:cstheme="minorHAnsi" w:hint="cs"/>
+          <w:sz w:val="24"/>
+          <w:szCs w:val="24"/>
+          <w:rtl/>
+          <w:lang w:bidi="ar-AE"/>
+        </w:rPr>
+        <w:t xml:space="preserve">                                            </w:t>
+      </w:r>
+      <w:r>
+        <w:rPr>
+          <w:rFonts w:cstheme="minorHAnsi" w:hint="cs"/>
+          <w:sz w:val="24"/>
+          <w:szCs w:val="24"/>
+          <w:rtl/>
+          <w:lang w:bidi="ar-AE"/>
+        </w:rPr>
+        <w:t xml:space="preserve"> </w:t>
       </w:r>
     </w:p>
     <w:p>
